--- a/Documents/API Documents/11. Double Top  Bottom Alert.docx
+++ b/Documents/API Documents/11. Double Top  Bottom Alert.docx
@@ -657,35 +657,17 @@
         <w:ind w:left="1080" w:leftChars="0"/>
         <w:rPr>
           <w:rStyle w:val="13"/>
+        </w:rPr>
+      </w:pPr>
+      <w:r>
+        <w:rPr>
+          <w:rStyle w:val="13"/>
           <w:rFonts w:hint="default" w:ascii="Times New Roman" w:hAnsi="Times New Roman" w:cs="Times New Roman"/>
           <w:sz w:val="24"/>
           <w:szCs w:val="24"/>
         </w:rPr>
-      </w:pPr>
-      <w:r>
-        <w:rPr>
-          <w:rStyle w:val="13"/>
-          <w:rFonts w:hint="default" w:ascii="Times New Roman" w:hAnsi="Times New Roman" w:cs="Times New Roman"/>
-          <w:sz w:val="24"/>
-          <w:szCs w:val="24"/>
-        </w:rPr>
         <w:t>10 &lt;= Distance(P1, P2) &lt;= 60 candles</w:t>
       </w:r>
-    </w:p>
-    <w:p>
-      <w:pPr>
-        <w:keepNext w:val="0"/>
-        <w:keepLines w:val="0"/>
-        <w:widowControl/>
-        <w:numPr>
-          <w:numId w:val="0"/>
-        </w:numPr>
-        <w:suppressLineNumbers w:val="0"/>
-        <w:spacing w:before="0" w:beforeAutospacing="1" w:after="0" w:afterAutospacing="1"/>
-        <w:rPr>
-          <w:rStyle w:val="13"/>
-        </w:rPr>
-      </w:pPr>
     </w:p>
     <w:p>
       <w:pPr>
@@ -929,7 +911,7 @@
               </w:tblCellMar>
             </w:tblPr>
             <w:tblGrid>
-              <w:gridCol w:w="5309"/>
+              <w:gridCol w:w="5822"/>
             </w:tblGrid>
             <w:tr>
               <w:tblPrEx>
@@ -941,6 +923,7 @@
                   <w:insideH w:val="none" w:color="auto" w:sz="0" w:space="0"/>
                   <w:insideV w:val="none" w:color="auto" w:sz="0" w:space="0"/>
                 </w:tblBorders>
+                <w:shd w:val="clear"/>
                 <w:tblCellMar>
                   <w:top w:w="15" w:type="dxa"/>
                   <w:left w:w="15" w:type="dxa"/>
@@ -972,7 +955,7 @@
                       <w:szCs w:val="18"/>
                       <w:lang w:val="en-US" w:eastAsia="zh-CN"/>
                     </w:rPr>
-                    <w:t>/api/eodanalytics/MarketAlert/DoubleTopBottom/{exchange}/{ticker?}</w:t>
+                    <w:t>/api/eodanalytics/TechnicalScreeners/DoubleTopBottom/{exchange}/{ticker?}</w:t>
                   </w:r>
                 </w:p>
               </w:tc>
@@ -989,6 +972,113 @@
           </w:p>
         </w:tc>
       </w:tr>
+      <w:tr>
+        <w:tblPrEx>
+          <w:tblBorders>
+            <w:top w:val="single" w:color="auto" w:sz="4" w:space="0"/>
+            <w:left w:val="single" w:color="auto" w:sz="4" w:space="0"/>
+            <w:bottom w:val="single" w:color="auto" w:sz="4" w:space="0"/>
+            <w:right w:val="single" w:color="auto" w:sz="4" w:space="0"/>
+            <w:insideH w:val="single" w:color="auto" w:sz="4" w:space="0"/>
+            <w:insideV w:val="single" w:color="auto" w:sz="4" w:space="0"/>
+          </w:tblBorders>
+          <w:tblCellMar>
+            <w:top w:w="0" w:type="dxa"/>
+            <w:left w:w="10" w:type="dxa"/>
+            <w:bottom w:w="0" w:type="dxa"/>
+            <w:right w:w="10" w:type="dxa"/>
+          </w:tblCellMar>
+        </w:tblPrEx>
+        <w:tc>
+          <w:tcPr>
+            <w:tcW w:w="1353" w:type="dxa"/>
+            <w:tcBorders>
+              <w:top w:val="single" w:color="BFC5CD" w:sz="4" w:space="0"/>
+              <w:left w:val="single" w:color="BFC5CD" w:sz="4" w:space="0"/>
+              <w:bottom w:val="single" w:color="BFC5CD" w:sz="4" w:space="0"/>
+              <w:right w:val="single" w:color="BFC5CD" w:sz="4" w:space="0"/>
+            </w:tcBorders>
+            <w:tcMar>
+              <w:top w:w="60" w:type="dxa"/>
+              <w:left w:w="100" w:type="dxa"/>
+              <w:bottom w:w="60" w:type="dxa"/>
+              <w:right w:w="100" w:type="dxa"/>
+            </w:tcMar>
+          </w:tcPr>
+          <w:p>
+            <w:pPr>
+              <w:rPr>
+                <w:rFonts w:hint="default" w:cs="Cambria" w:asciiTheme="minorAscii" w:hAnsiTheme="minorAscii"/>
+                <w:sz w:val="18"/>
+                <w:szCs w:val="18"/>
+              </w:rPr>
+            </w:pPr>
+            <w:r>
+              <w:rPr>
+                <w:rFonts w:hint="default" w:cs="Cambria" w:asciiTheme="minorAscii" w:hAnsiTheme="minorAscii"/>
+                <w:sz w:val="18"/>
+                <w:szCs w:val="18"/>
+              </w:rPr>
+              <w:t>GET</w:t>
+            </w:r>
+          </w:p>
+        </w:tc>
+        <w:tc>
+          <w:tcPr>
+            <w:tcW w:w="7673" w:type="dxa"/>
+            <w:tcBorders>
+              <w:top w:val="single" w:color="BFC5CD" w:sz="4" w:space="0"/>
+              <w:left w:val="single" w:color="BFC5CD" w:sz="4" w:space="0"/>
+              <w:bottom w:val="single" w:color="BFC5CD" w:sz="4" w:space="0"/>
+              <w:right w:val="single" w:color="BFC5CD" w:sz="4" w:space="0"/>
+            </w:tcBorders>
+            <w:tcMar>
+              <w:top w:w="60" w:type="dxa"/>
+              <w:left w:w="100" w:type="dxa"/>
+              <w:bottom w:w="60" w:type="dxa"/>
+              <w:right w:w="100" w:type="dxa"/>
+            </w:tcMar>
+          </w:tcPr>
+          <w:p>
+            <w:pPr>
+              <w:rPr>
+                <w:rFonts w:hint="default" w:cs="Cambria" w:asciiTheme="minorAscii" w:hAnsiTheme="minorAscii"/>
+                <w:sz w:val="18"/>
+                <w:szCs w:val="18"/>
+              </w:rPr>
+            </w:pPr>
+            <w:r>
+              <w:rPr>
+                <w:rFonts w:hint="default" w:cs="Cambria" w:asciiTheme="minorAscii" w:hAnsiTheme="minorAscii"/>
+                <w:sz w:val="18"/>
+                <w:szCs w:val="18"/>
+                <w:lang w:val="en-US" w:eastAsia="zh-CN"/>
+              </w:rPr>
+              <w:t>/api/eodanalytics/TechnicalScreeners</w:t>
+            </w:r>
+            <w:r>
+              <w:rPr>
+                <w:rFonts w:hint="default" w:cs="Cambria" w:asciiTheme="minorAscii" w:hAnsiTheme="minorAscii"/>
+                <w:sz w:val="18"/>
+                <w:szCs w:val="18"/>
+                <w:lang w:val="en-AU" w:eastAsia="zh-CN"/>
+              </w:rPr>
+              <w:t>Live</w:t>
+            </w:r>
+            <w:r>
+              <w:rPr>
+                <w:rFonts w:hint="default" w:cs="Cambria" w:asciiTheme="minorAscii" w:hAnsiTheme="minorAscii"/>
+                <w:sz w:val="18"/>
+                <w:szCs w:val="18"/>
+                <w:lang w:val="en-US" w:eastAsia="zh-CN"/>
+              </w:rPr>
+              <w:t>/DoubleTopBottom/{exchange}/{ticker?}</w:t>
+            </w:r>
+            <w:bookmarkStart w:id="0" w:name="_GoBack"/>
+            <w:bookmarkEnd w:id="0"/>
+          </w:p>
+        </w:tc>
+      </w:tr>
     </w:tbl>
     <w:p>
       <w:pPr>
@@ -1015,8 +1105,6 @@
       <w:r>
         <w:t>Path Parameters</w:t>
       </w:r>
-      <w:bookmarkStart w:id="0" w:name="_GoBack"/>
-      <w:bookmarkEnd w:id="0"/>
     </w:p>
     <w:tbl>
       <w:tblPr>
